--- a/docs/feature/authentication/3-2-7-two-factor-authentication-2fa-totp/spec.docx
+++ b/docs/feature/authentication/3-2-7-two-factor-authentication-2fa-totp/spec.docx
@@ -22,7 +22,7 @@
     </w:p>
     <w:p>
       <w:r>
-        <w:t>User da dang nhap vao trang /settings/security va bam "Bat 2FA"; hoac user co twoFactorEnabled=true dang dang nhap (email/password hoac Google OAuth) va duoc yeu cau nhap ma TOTP truoc khi cap token.</w:t>
+        <w:t>Begins when a signed-in user enables or disables two-factor authentication from /settings/security, or when a user who has it enabled completes a password or Google sign-in and has to enter a code from the authenticator app.</w:t>
       </w:r>
     </w:p>
     <w:p>
@@ -48,7 +48,7 @@
         <w:t xml:space="preserve">Actors / Roles: </w:t>
       </w:r>
       <w:r>
-        <w:t>USER (chu tai khoan)</w:t>
+        <w:t>USER, signed in when enabling or disabling and partway signed in when verifying at sign-in.</w:t>
       </w:r>
     </w:p>
     <w:p>
@@ -65,7 +65,7 @@
         <w:t xml:space="preserve">Purpose: </w:t>
       </w:r>
       <w:r>
-        <w:t>Tang bao mat dang nhap bang ma TOTP 6 so sinh tu app Authenticator (Google Authenticator, Authy...), thay the/bo sung cho email+password.</w:t>
+        <w:t>Add a second factor based on time-based one-time codes, so that every sign-in method requires something the user holds in addition to the password.</w:t>
       </w:r>
     </w:p>
     <w:p>
@@ -82,7 +82,7 @@
         <w:t xml:space="preserve">Interface: </w:t>
       </w:r>
       <w:r>
-        <w:t>Trang /settings/security (setup/disable 2FA), trang /2fa-verify (nhap ma khi login). API: POST /api/v1/auth/2fa/setup, /confirm, /disable (can Bearer token), /verify (public, dung twoFactorToken).</w:t>
+        <w:t>Security settings section with an enable action that shows a QR code and a code input, a disable action that requires the current code, and a two-factor code screen used during sign-in.</w:t>
       </w:r>
     </w:p>
     <w:p>
@@ -99,7 +99,7 @@
         <w:t xml:space="preserve">Data Processing: </w:t>
       </w:r>
       <w:r>
-        <w:t>Sinh TOTP secret (RFC 6238, HMAC-SHA1) luu tam Redis (TTL 10 phut) khi setup; chi ghi vao DB (users.totp_secret, users.two_factor_enabled) khi confirm thanh cong. Verify dung +-1 time-step (30s) bu clock drift.</w:t>
+        <w:t>The system generates a secret and holds it pending without storing it permanently, verifies the code produced by the authenticator app, and stores the secret and the enabled flag only after a successful confirmation.</w:t>
       </w:r>
     </w:p>
     <w:p>
@@ -113,7 +113,7 @@
     </w:p>
     <w:p>
       <w:r>
-        <w:t>Trang /settings/security hien thi QR code (tu otpAuthUrl dang otpauth://totp/...) de scan vao app Authenticator; KHONG co nut copy secret key, KHONG co backup codes.</w:t>
+        <w:t>Figure — Two-Factor Authentication screens:</w:t>
       </w:r>
     </w:p>
     <w:p>
@@ -124,7 +124,7 @@
         <w:t xml:space="preserve">-  </w:t>
       </w:r>
       <w:r>
-        <w:t>QR code render tu otpAuthUrl (client-side)</w:t>
+        <w:t>/settings/security: two-factor section with an enable action that reveals a QR code rendered from the provisioning address, plus a code input. No secret text is offered for copying and no recovery codes are provided.</w:t>
       </w:r>
     </w:p>
     <w:p>
@@ -135,7 +135,7 @@
         <w:t xml:space="preserve">-  </w:t>
       </w:r>
       <w:r>
-        <w:t>O nhap ma OTP 6 so de confirm setup</w:t>
+        <w:t>/2fa-verify: a single code input used during sign-in.</w:t>
       </w:r>
     </w:p>
     <w:p>
@@ -146,18 +146,7 @@
         <w:t xml:space="preserve">-  </w:t>
       </w:r>
       <w:r>
-        <w:t>Nut Tat 2FA + o nhap ma OTP de xac nhan disable</w:t>
-      </w:r>
-    </w:p>
-    <w:p>
-      <w:pPr>
-        <w:ind w:left="360"/>
-      </w:pPr>
-      <w:r>
-        <w:t xml:space="preserve">-  </w:t>
-      </w:r>
-      <w:r>
-        <w:t>Trang /2fa-verify: o nhap ma OTP khi login (khong hien thi lai QR)</w:t>
+        <w:t>Disable action: requires the current code from the authenticator app.</w:t>
       </w:r>
     </w:p>
     <w:p>
@@ -182,7 +171,7 @@
         <w:t xml:space="preserve">Input required: </w:t>
       </w:r>
       <w:r>
-        <w:t>code (6 chu so, TOTP tu app Authenticator) cho confirm/disable/verify; twoFactorToken (JWT, claim type=2fa) cho verify.</w:t>
+        <w:t>code for confirmation, disabling and sign-in verification; the pending secret is generated by the system.</w:t>
       </w:r>
     </w:p>
     <w:p>
@@ -193,7 +182,7 @@
         <w:t xml:space="preserve">System data: </w:t>
       </w:r>
       <w:r>
-        <w:t>users.totp_secret, users.two_factor_enabled; Redis key 2fa:setup:{userId} (secret pending, TTL 10 phut).</w:t>
+        <w:t>userId, secret, twoFactorEnabled, the pending secret with a 10-minute lifetime, twoFactorToken, lastLoginAt, workspaceId.</w:t>
       </w:r>
     </w:p>
     <w:p>
@@ -204,7 +193,7 @@
         <w:t xml:space="preserve">Output: </w:t>
       </w:r>
       <w:r>
-        <w:t>setup: { otpAuthUrl } (khong tra secret plain text). confirm/disable: { data: null }. verify: { accessToken, tokenType, expiresIn, requireTwoFactor:false } + Set-Cookie refreshToken.</w:t>
+        <w:t>the provisioning address used to render the QR code when enabling; on a successful verification at sign-in, an access token, a token type, an expiry and a refresh token cookie.</w:t>
       </w:r>
     </w:p>
     <w:p>
@@ -220,7 +209,7 @@
         <w:t xml:space="preserve">BR-01: </w:t>
       </w:r>
       <w:r>
-        <w:t>Khong hien thi/tra ve secret key plain text o bat ky endpoint nao (chi tra otpAuthUrl dang otpauth://).</w:t>
+        <w:t>A user who already has two-factor authentication enabled cannot start the setup again → 400 TWO_FA_ALREADY_ENABLED.</w:t>
       </w:r>
     </w:p>
     <w:p>
@@ -231,7 +220,7 @@
         <w:t xml:space="preserve">BR-02: </w:t>
       </w:r>
       <w:r>
-        <w:t>Khong co backup codes; mat app Authenticator phai lien he Admin de disable thu cong (FR 3.10.5).</w:t>
+        <w:t>The generated secret is held only for 10 minutes and is not stored permanently until a correct code confirms it. A missing or expired pending secret → 400 TWO_FA_NOT_ENABLED.</w:t>
       </w:r>
     </w:p>
     <w:p>
@@ -242,7 +231,7 @@
         <w:t xml:space="preserve">BR-03: </w:t>
       </w:r>
       <w:r>
-        <w:t>Secret sinh o /setup chi luu tam Redis (TTL 10 phut), chi persist vao DB khi /confirm thanh cong.</w:t>
+        <w:t>A wrong code when confirming or disabling → 400 TWO_FA_CODE_INVALID; a wrong code during confirmation leaves the pending secret in place so the user may retry within its lifetime.</w:t>
       </w:r>
     </w:p>
     <w:p>
@@ -253,7 +242,7 @@
         <w:t xml:space="preserve">BR-04: </w:t>
       </w:r>
       <w:r>
-        <w:t>/2fa/verify la route public (khong Bearer) vi dung trong luong login truoc khi co access token; twoFactorToken (JWT type=2fa, TTL 5 phut) la bang chung da qua buoc email/password hoac OAuth.</w:t>
+        <w:t>Disabling requires a correct code, and an account without two-factor authentication enabled → 400 TWO_FA_NOT_ENABLED. Disabling clears the stored secret.</w:t>
       </w:r>
     </w:p>
     <w:p>
@@ -264,7 +253,51 @@
         <w:t xml:space="preserve">BR-05: </w:t>
       </w:r>
       <w:r>
-        <w:t>Ap dung 2FA cho moi phuong thuc dang nhap, ke ca Google OAuth (FR 3.2.3).</w:t>
+        <w:t>At sign-in, an unusable or wrongly typed challenge token, or a challenge token whose account no longer exists → 401 TWO_FA_TOKEN_INVALID. A suspended account → 403 ACCOUNT_SUSPENDED; a deactivated account → 403 ACCOUNT_DEACTIVATED.</w:t>
+      </w:r>
+    </w:p>
+    <w:p>
+      <w:r>
+        <w:rPr>
+          <w:b/>
+        </w:rPr>
+        <w:t xml:space="preserve">BR-06: </w:t>
+      </w:r>
+      <w:r>
+        <w:t>At sign-in, an account that no longer has two-factor authentication enabled, or has no stored secret → 400 TWO_FA_NOT_ENABLED. A wrong code → 400 TWO_FA_CODE_INVALID.</w:t>
+      </w:r>
+    </w:p>
+    <w:p>
+      <w:r>
+        <w:rPr>
+          <w:b/>
+        </w:rPr>
+        <w:t xml:space="preserve">BR-07: </w:t>
+      </w:r>
+      <w:r>
+        <w:t>A successful verification completes the sign-in exactly like a normal sign-in: the sign-in is recorded, the last sign-in time is updated and an access token plus a rotating refresh token are issued.</w:t>
+      </w:r>
+    </w:p>
+    <w:p>
+      <w:r>
+        <w:rPr>
+          <w:b/>
+        </w:rPr>
+        <w:t xml:space="preserve">BR-08: </w:t>
+      </w:r>
+      <w:r>
+        <w:t>Two-factor authentication applies to every sign-in method, including Google sign-in (3.2.3), and is never bypassed.</w:t>
+      </w:r>
+    </w:p>
+    <w:p>
+      <w:r>
+        <w:rPr>
+          <w:b/>
+        </w:rPr>
+        <w:t xml:space="preserve">BR-09: </w:t>
+      </w:r>
+      <w:r>
+        <w:t>No recovery codes are provided. A user who loses access to the authenticator app must ask an administrator to disable two-factor authentication.</w:t>
       </w:r>
     </w:p>
     <w:p>
@@ -274,17 +307,17 @@
     </w:p>
     <w:p>
       <w:r>
-        <w:t>code: bat buoc, dung 6 ky tu (TwoFactorConfirmRequest, TwoFactorVerifyRequest).</w:t>
+        <w:t>Empty code → error message.</w:t>
       </w:r>
     </w:p>
     <w:p>
       <w:r>
-        <w:t>twoFactorToken: bat buoc, phai la JWT hop le voi claim type=2fa (TwoFactorVerifyRequest).</w:t>
+        <w:t>Code that is not a six-digit number → error message.</w:t>
       </w:r>
     </w:p>
     <w:p>
       <w:r>
-        <w:t>setup/confirm/disable: Authorization Bearer token bat buoc, resolve userId tu access token.</w:t>
+        <w:t>The code does not match the current time window → 400 TWO_FA_CODE_INVALID.</w:t>
       </w:r>
     </w:p>
     <w:p>
@@ -303,32 +336,37 @@
     </w:p>
     <w:p>
       <w:r>
-        <w:t>1. User bam Bat 2FA -&gt; FE goi POST /2fa/setup (Bearer) -&gt; BE sinh secret, luu Redis 10 phut, tra otpAuthUrl.</w:t>
+        <w:t>1. The signed-in user opens /settings/security and starts the two-factor setup.</w:t>
       </w:r>
     </w:p>
     <w:p>
       <w:r>
-        <w:t>2. FE render QR -&gt; user scan bang app Authenticator -&gt; nhap ma 6 so -&gt; FE goi POST /2fa/confirm {code} (Bearer).</w:t>
+        <w:t>2. The system generates a secret, holds it pending for 10 minutes and returns the provisioning address, without any secret text.</w:t>
       </w:r>
     </w:p>
     <w:p>
       <w:r>
-        <w:t>3. BE lay secret tu Redis, verify TOTP dung -&gt; luu totpSecret + twoFactorEnabled=true vao DB, xoa Redis key.</w:t>
+        <w:t>3. The screen renders the QR code and the user scans it with the authenticator app.</w:t>
       </w:r>
     </w:p>
     <w:p>
       <w:r>
-        <w:t>4. Lan dang nhap sau: user nhap email/password dung, twoFactorEnabled=true -&gt; BE tra twoFactorToken (khong cap access token ngay).</w:t>
+        <w:t>4. The user enters the code shown by the app to confirm.</w:t>
       </w:r>
     </w:p>
     <w:p>
       <w:r>
-        <w:t>5. FE dieu huong sang man hinh nhap ma OTP -&gt; goi POST /2fa/verify {twoFactorToken, code} (khong Bearer).</w:t>
+        <w:t>5. The system verifies the code against the pending secret and, on success, stores the secret and enables two-factor authentication.</w:t>
       </w:r>
     </w:p>
     <w:p>
       <w:r>
-        <w:t>6. BE parse twoFactorToken, verify TOTP dung -&gt; completeLogin (sinh access+refresh token, set cookie), tra ve nhu login thuong.</w:t>
+        <w:t>6. On a later sign-in through password or Google, the user receives a two-factor challenge instead of tokens.</w:t>
+      </w:r>
+    </w:p>
+    <w:p>
+      <w:r>
+        <w:t>7. The user enters the code from the app; the system verifies it and completes the sign-in with an access token and a refresh token.</w:t>
       </w:r>
     </w:p>
     <w:p>
@@ -338,47 +376,42 @@
     </w:p>
     <w:p>
       <w:r>
-        <w:t>Setup khi da bat 2FA -&gt; 400 TWO_FA_ALREADY_ENABLED.</w:t>
+        <w:t>-  Setup started while two-factor authentication is already enabled → 400 TWO_FA_ALREADY_ENABLED.</w:t>
       </w:r>
     </w:p>
     <w:p>
       <w:r>
-        <w:t>Confirm khi da bat 2FA (double submit) -&gt; 400 TWO_FA_ALREADY_ENABLED.</w:t>
+        <w:t>-  Confirmation without a pending secret, or after its 10-minute lifetime → 400 TWO_FA_NOT_ENABLED.</w:t>
       </w:r>
     </w:p>
     <w:p>
       <w:r>
-        <w:t>Confirm khong co secret pending trong Redis (het han 10 phut hoac chua goi /setup) -&gt; 400 TWO_FA_NOT_ENABLED.</w:t>
+        <w:t>-  Wrong code at confirmation, at disabling or at verification → 400 TWO_FA_CODE_INVALID.</w:t>
       </w:r>
     </w:p>
     <w:p>
       <w:r>
-        <w:t>Confirm/disable/verify ma TOTP sai -&gt; 400 TWO_FA_CODE_INVALID.</w:t>
+        <w:t>-  Disabling an account that does not have two-factor authentication enabled → 400 TWO_FA_NOT_ENABLED.</w:t>
       </w:r>
     </w:p>
     <w:p>
       <w:r>
-        <w:t>Disable khi chua bat 2FA hoac totpSecret=null -&gt; 400 TWO_FA_NOT_ENABLED.</w:t>
+        <w:t>-  Unusable challenge token, or an account that no longer exists → 401 TWO_FA_TOKEN_INVALID.</w:t>
       </w:r>
     </w:p>
     <w:p>
       <w:r>
-        <w:t>Verify: twoFactorToken khong parse duoc hoac sai claim type -&gt; 401 TWO_FA_TOKEN_INVALID.</w:t>
+        <w:t>-  Suspended or deactivated account → 403 ACCOUNT_SUSPENDED or 403 ACCOUNT_DEACTIVATED.</w:t>
       </w:r>
     </w:p>
     <w:p>
       <w:r>
-        <w:t>Verify: user trong token khong ton tai -&gt; 401 TWO_FA_TOKEN_INVALID.</w:t>
+        <w:t>-  Two-factor authentication disabled between the two sign-in steps → 400 TWO_FA_NOT_ENABLED.</w:t>
       </w:r>
     </w:p>
     <w:p>
       <w:r>
-        <w:t>Verify: user bi suspended -&gt; 403 ACCOUNT_SUSPENDED; bi deactivated -&gt; 403 ACCOUNT_DEACTIVATED.</w:t>
-      </w:r>
-    </w:p>
-    <w:p>
-      <w:r>
-        <w:t>Verify: 2FA bi tat giua chung (tab khac) truoc khi verify -&gt; 400 TWO_FA_NOT_ENABLED.</w:t>
+        <w:t>-  The user loses the authenticator app → no self-service recovery; an administrator must disable two-factor authentication.</w:t>
       </w:r>
     </w:p>
     <w:p>
@@ -398,7 +431,7 @@
         <w:t xml:space="preserve">-  </w:t>
       </w:r>
       <w:r>
-        <w:t>Confirm thanh cong: users.two_factor_enabled=true, users.totp_secret luu, Redis key 2fa:setup:{userId} bi xoa.</w:t>
+        <w:t>On enabling, the secret is stored, the two-factor flag is set and the pending secret is cleared.</w:t>
       </w:r>
     </w:p>
     <w:p>
@@ -409,7 +442,7 @@
         <w:t xml:space="preserve">-  </w:t>
       </w:r>
       <w:r>
-        <w:t>Disable thanh cong: users.two_factor_enabled=false, users.totp_secret=null.</w:t>
+        <w:t>On disabling, the secret is cleared and the two-factor flag is unset.</w:t>
       </w:r>
     </w:p>
     <w:p>
@@ -420,7 +453,7 @@
         <w:t xml:space="preserve">-  </w:t>
       </w:r>
       <w:r>
-        <w:t>Verify thanh cong: user dang nhap hoan tat, lastLoginAt cap nhat, AuditLog(LOGIN) duoc ghi, access+refresh token duoc cap, refreshToken cookie duoc set.</w:t>
+        <w:t>On a successful verification at sign-in, the sign-in is recorded and an access token plus a refresh token cookie are issued.</w:t>
       </w:r>
     </w:p>
     <w:sectPr>

--- a/docs/feature/authentication/3-2-7-two-factor-authentication-2fa-totp/spec.docx
+++ b/docs/feature/authentication/3-2-7-two-factor-authentication-2fa-totp/spec.docx
@@ -120,9 +120,7 @@
       <w:pPr>
         <w:ind w:left="360"/>
       </w:pPr>
-      <w:r>
-        <w:t xml:space="preserve">-  </w:t>
-      </w:r>
+      <w:r/>
       <w:r>
         <w:t>/settings/security: two-factor section with an enable action that reveals a QR code rendered from the provisioning address, plus a code input. No secret text is offered for copying and no recovery codes are provided.</w:t>
       </w:r>
@@ -131,9 +129,7 @@
       <w:pPr>
         <w:ind w:left="360"/>
       </w:pPr>
-      <w:r>
-        <w:t xml:space="preserve">-  </w:t>
-      </w:r>
+      <w:r/>
       <w:r>
         <w:t>/2fa-verify: a single code input used during sign-in.</w:t>
       </w:r>
@@ -142,9 +138,7 @@
       <w:pPr>
         <w:ind w:left="360"/>
       </w:pPr>
-      <w:r>
-        <w:t xml:space="preserve">-  </w:t>
-      </w:r>
+      <w:r/>
       <w:r>
         <w:t>Disable action: requires the current code from the authenticator app.</w:t>
       </w:r>
@@ -427,9 +421,7 @@
       <w:pPr>
         <w:ind w:left="360"/>
       </w:pPr>
-      <w:r>
-        <w:t xml:space="preserve">-  </w:t>
-      </w:r>
+      <w:r/>
       <w:r>
         <w:t>On enabling, the secret is stored, the two-factor flag is set and the pending secret is cleared.</w:t>
       </w:r>
@@ -438,9 +430,7 @@
       <w:pPr>
         <w:ind w:left="360"/>
       </w:pPr>
-      <w:r>
-        <w:t xml:space="preserve">-  </w:t>
-      </w:r>
+      <w:r/>
       <w:r>
         <w:t>On disabling, the secret is cleared and the two-factor flag is unset.</w:t>
       </w:r>
@@ -449,9 +439,7 @@
       <w:pPr>
         <w:ind w:left="360"/>
       </w:pPr>
-      <w:r>
-        <w:t xml:space="preserve">-  </w:t>
-      </w:r>
+      <w:r/>
       <w:r>
         <w:t>On a successful verification at sign-in, the sign-in is recorded and an access token plus a refresh token cookie are issued.</w:t>
       </w:r>

--- a/docs/feature/authentication/3-2-7-two-factor-authentication-2fa-totp/spec.docx
+++ b/docs/feature/authentication/3-2-7-two-factor-authentication-2fa-totp/spec.docx
@@ -197,101 +197,17 @@
     </w:p>
     <w:p>
       <w:r>
-        <w:rPr>
-          <w:b/>
-        </w:rPr>
-        <w:t xml:space="preserve">BR-01: </w:t>
-      </w:r>
-      <w:r>
-        <w:t>A user who already has two-factor authentication enabled cannot start the setup again → 400 TWO_FA_ALREADY_ENABLED.</w:t>
+        <w:t>BR-15: TOTP 2FA (RFC 6238): 6-digit code, 30s step, ±1-step clock tolerance; secret encrypted at rest, regenerated on disable/re-enable; pending-2FA token short-lived and single-use. A user who already has two-factor authentication enabled cannot start the setup again → 400 TWO_FA_ALREADY_ENABLED. The generated secret is held only for 10 minutes and is not stored permanently until a correct code confirms it; a missing or expired pending secret → 400 TWO_FA_NOT_ENABLED. A wrong code when confirming or disabling → 400 TWO_FA_CODE_INVALID; a wrong code during confirmation leaves the pending secret in place so the user may retry within its lifetime. Disabling requires a correct code, and an account without two-factor authentication enabled → 400 TWO_FA_NOT_ENABLED; disabling clears the stored secret. Recovery codes are (TBD: mechanism) — today no self-service recovery is provided; a user who loses access to the authenticator app must ask an administrator to disable two-factor authentication.</w:t>
       </w:r>
     </w:p>
     <w:p>
       <w:r>
-        <w:rPr>
-          <w:b/>
-        </w:rPr>
-        <w:t xml:space="preserve">BR-02: </w:t>
-      </w:r>
-      <w:r>
-        <w:t>The generated secret is held only for 10 minutes and is not stored permanently until a correct code confirms it. A missing or expired pending secret → 400 TWO_FA_NOT_ENABLED.</w:t>
+        <w:t>BR-05: At sign-in, an unusable or wrongly typed challenge token, or a challenge token whose account no longer exists → 401 TWO_FA_TOKEN_INVALID (anti-enumeration mirrors BR-05's generic sign-in failure handling). A suspended account → 403 ACCOUNT_SUSPENDED (BR-06); a deactivated account → 403 ACCOUNT_DEACTIVATED (BR-06). At sign-in, an account that no longer has two-factor authentication enabled, or has no stored secret → 400 TWO_FA_NOT_ENABLED. A wrong code → 400 TWO_FA_CODE_INVALID.</w:t>
       </w:r>
     </w:p>
     <w:p>
       <w:r>
-        <w:rPr>
-          <w:b/>
-        </w:rPr>
-        <w:t xml:space="preserve">BR-03: </w:t>
-      </w:r>
-      <w:r>
-        <w:t>A wrong code when confirming or disabling → 400 TWO_FA_CODE_INVALID; a wrong code during confirmation leaves the pending secret in place so the user may retry within its lifetime.</w:t>
-      </w:r>
-    </w:p>
-    <w:p>
-      <w:r>
-        <w:rPr>
-          <w:b/>
-        </w:rPr>
-        <w:t xml:space="preserve">BR-04: </w:t>
-      </w:r>
-      <w:r>
-        <w:t>Disabling requires a correct code, and an account without two-factor authentication enabled → 400 TWO_FA_NOT_ENABLED. Disabling clears the stored secret.</w:t>
-      </w:r>
-    </w:p>
-    <w:p>
-      <w:r>
-        <w:rPr>
-          <w:b/>
-        </w:rPr>
-        <w:t xml:space="preserve">BR-05: </w:t>
-      </w:r>
-      <w:r>
-        <w:t>At sign-in, an unusable or wrongly typed challenge token, or a challenge token whose account no longer exists → 401 TWO_FA_TOKEN_INVALID. A suspended account → 403 ACCOUNT_SUSPENDED; a deactivated account → 403 ACCOUNT_DEACTIVATED.</w:t>
-      </w:r>
-    </w:p>
-    <w:p>
-      <w:r>
-        <w:rPr>
-          <w:b/>
-        </w:rPr>
-        <w:t xml:space="preserve">BR-06: </w:t>
-      </w:r>
-      <w:r>
-        <w:t>At sign-in, an account that no longer has two-factor authentication enabled, or has no stored secret → 400 TWO_FA_NOT_ENABLED. A wrong code → 400 TWO_FA_CODE_INVALID.</w:t>
-      </w:r>
-    </w:p>
-    <w:p>
-      <w:r>
-        <w:rPr>
-          <w:b/>
-        </w:rPr>
-        <w:t xml:space="preserve">BR-07: </w:t>
-      </w:r>
-      <w:r>
-        <w:t>A successful verification completes the sign-in exactly like a normal sign-in: the sign-in is recorded, the last sign-in time is updated and an access token plus a rotating refresh token are issued.</w:t>
-      </w:r>
-    </w:p>
-    <w:p>
-      <w:r>
-        <w:rPr>
-          <w:b/>
-        </w:rPr>
-        <w:t xml:space="preserve">BR-08: </w:t>
-      </w:r>
-      <w:r>
-        <w:t>Two-factor authentication applies to every sign-in method, including Google sign-in (3.2.3), and is never bypassed.</w:t>
-      </w:r>
-    </w:p>
-    <w:p>
-      <w:r>
-        <w:rPr>
-          <w:b/>
-        </w:rPr>
-        <w:t xml:space="preserve">BR-09: </w:t>
-      </w:r>
-      <w:r>
-        <w:t>No recovery codes are provided. A user who loses access to the authenticator app must ask an administrator to disable two-factor authentication.</w:t>
+        <w:t>BR-08: A successful verification completes the sign-in exactly like a normal sign-in: the sign-in is recorded, the last sign-in time is updated and an access token plus a rotating refresh token are issued (BR-08's access/refresh token issuance rules apply). Two-factor authentication applies to every sign-in method, including Google sign-in (3.2.3), and is never bypassed.</w:t>
       </w:r>
     </w:p>
     <w:p>
@@ -301,17 +217,35 @@
     </w:p>
     <w:p>
       <w:r>
-        <w:t>Empty code → error message.</w:t>
+        <w:t xml:space="preserve">code empty → Display: </w:t>
+      </w:r>
+      <w:r>
+        <w:rPr>
+          <w:b/>
+        </w:rPr>
+        <w:t xml:space="preserve">MSG02</w:t>
       </w:r>
     </w:p>
     <w:p>
       <w:r>
-        <w:t>Code that is not a six-digit number → error message.</w:t>
+        <w:t xml:space="preserve">code that is not a six-digit number → Display: </w:t>
+      </w:r>
+      <w:r>
+        <w:rPr>
+          <w:b/>
+        </w:rPr>
+        <w:t xml:space="preserve">MSG02</w:t>
       </w:r>
     </w:p>
     <w:p>
       <w:r>
-        <w:t>The code does not match the current time window → 400 TWO_FA_CODE_INVALID.</w:t>
+        <w:t xml:space="preserve">the code does not match the current time window → Display: </w:t>
+      </w:r>
+      <w:r>
+        <w:rPr>
+          <w:b/>
+        </w:rPr>
+        <w:t xml:space="preserve">MSG20</w:t>
       </w:r>
     </w:p>
     <w:p>
@@ -350,7 +284,16 @@
     </w:p>
     <w:p>
       <w:r>
-        <w:t>5. The system verifies the code against the pending secret and, on success, stores the secret and enables two-factor authentication.</w:t>
+        <w:t xml:space="preserve">5. The system verifies the code against the pending secret and, on success, stores the secret and enables two-factor authentication; toast </w:t>
+      </w:r>
+      <w:r>
+        <w:rPr>
+          <w:b/>
+        </w:rPr>
+        <w:t xml:space="preserve">MSG24</w:t>
+      </w:r>
+      <w:r>
+        <w:t xml:space="preserve">.</w:t>
       </w:r>
     </w:p>
     <w:p>
@@ -360,7 +303,16 @@
     </w:p>
     <w:p>
       <w:r>
-        <w:t>7. The user enters the code from the app; the system verifies it and completes the sign-in with an access token and a refresh token.</w:t>
+        <w:t xml:space="preserve">7. The user enters the code from the app; the system verifies it and completes the sign-in with an access token and a refresh token; toast </w:t>
+      </w:r>
+      <w:r>
+        <w:rPr>
+          <w:b/>
+        </w:rPr>
+        <w:t xml:space="preserve">MSG11</w:t>
+      </w:r>
+      <w:r>
+        <w:t xml:space="preserve">.</w:t>
       </w:r>
     </w:p>
     <w:p>
@@ -370,42 +322,137 @@
     </w:p>
     <w:p>
       <w:r>
-        <w:t>-  Setup started while two-factor authentication is already enabled → 400 TWO_FA_ALREADY_ENABLED.</w:t>
+        <w:t xml:space="preserve">1.a1: Setup started while two-factor authentication is already enabled (BR-15) → 400 TWO_FA_ALREADY_ENABLED, toast </w:t>
+      </w:r>
+      <w:r>
+        <w:rPr>
+          <w:b/>
+        </w:rPr>
+        <w:t xml:space="preserve">MSG12</w:t>
+      </w:r>
+      <w:r>
+        <w:t xml:space="preserve">.
+</w:t>
+      </w:r>
+      <w:r>
+        <w:t>1.a2: The user disables two-factor authentication first (3.2.7 disable) before starting setup again.</w:t>
       </w:r>
     </w:p>
     <w:p>
       <w:r>
-        <w:t>-  Confirmation without a pending secret, or after its 10-minute lifetime → 400 TWO_FA_NOT_ENABLED.</w:t>
+        <w:t xml:space="preserve">4.a1: Confirmation without a pending secret, or after its 10-minute lifetime (BR-15) → 400 TWO_FA_NOT_ENABLED, toast </w:t>
+      </w:r>
+      <w:r>
+        <w:rPr>
+          <w:b/>
+        </w:rPr>
+        <w:t xml:space="preserve">MSG12</w:t>
+      </w:r>
+      <w:r>
+        <w:t xml:space="preserve">.
+</w:t>
+      </w:r>
+      <w:r>
+        <w:t>4.a2: The user restarts the setup to get a fresh QR code.</w:t>
       </w:r>
     </w:p>
     <w:p>
       <w:r>
-        <w:t>-  Wrong code at confirmation, at disabling or at verification → 400 TWO_FA_CODE_INVALID.</w:t>
+        <w:t xml:space="preserve">4.b1: Wrong code at confirmation, at disabling or at verification (BR-15) → 400 TWO_FA_CODE_INVALID, Display: </w:t>
+      </w:r>
+      <w:r>
+        <w:rPr>
+          <w:b/>
+        </w:rPr>
+        <w:t xml:space="preserve">MSG20</w:t>
+      </w:r>
+      <w:r>
+        <w:t xml:space="preserve">.
+</w:t>
+      </w:r>
+      <w:r>
+        <w:t>4.b2: The user re-enters the code from the authenticator app; a wrong code during confirmation leaves the pending secret in place for a retry within its lifetime.</w:t>
       </w:r>
     </w:p>
     <w:p>
       <w:r>
-        <w:t>-  Disabling an account that does not have two-factor authentication enabled → 400 TWO_FA_NOT_ENABLED.</w:t>
+        <w:t xml:space="preserve">4.c1: Disabling an account that does not have two-factor authentication enabled (BR-15) → 400 TWO_FA_NOT_ENABLED, toast </w:t>
+      </w:r>
+      <w:r>
+        <w:rPr>
+          <w:b/>
+        </w:rPr>
+        <w:t xml:space="preserve">MSG12</w:t>
+      </w:r>
+      <w:r>
+        <w:t xml:space="preserve">.
+</w:t>
+      </w:r>
+      <w:r>
+        <w:t>4.c2: No action needed; two-factor authentication is already off.</w:t>
       </w:r>
     </w:p>
     <w:p>
       <w:r>
-        <w:t>-  Unusable challenge token, or an account that no longer exists → 401 TWO_FA_TOKEN_INVALID.</w:t>
+        <w:t xml:space="preserve">6.a1: Unusable challenge token, or an account that no longer exists (BR-05) → 401 TWO_FA_TOKEN_INVALID, toast </w:t>
+      </w:r>
+      <w:r>
+        <w:rPr>
+          <w:b/>
+        </w:rPr>
+        <w:t xml:space="preserve">MSG22</w:t>
+      </w:r>
+      <w:r>
+        <w:t xml:space="preserve">.
+</w:t>
+      </w:r>
+      <w:r>
+        <w:t>6.a2: The user signs in again from /login.</w:t>
       </w:r>
     </w:p>
     <w:p>
       <w:r>
-        <w:t>-  Suspended or deactivated account → 403 ACCOUNT_SUSPENDED or 403 ACCOUNT_DEACTIVATED.</w:t>
+        <w:t xml:space="preserve">6.b1: Suspended or deactivated account (BR-05) → 403 ACCOUNT_SUSPENDED or 403 ACCOUNT_DEACTIVATED, toast </w:t>
+      </w:r>
+      <w:r>
+        <w:rPr>
+          <w:b/>
+        </w:rPr>
+        <w:t xml:space="preserve">MSG09</w:t>
+      </w:r>
+      <w:r>
+        <w:t xml:space="preserve">.
+</w:t>
+      </w:r>
+      <w:r>
+        <w:t>6.b2: The user contacts support to resolve the account status.</w:t>
       </w:r>
     </w:p>
     <w:p>
       <w:r>
-        <w:t>-  Two-factor authentication disabled between the two sign-in steps → 400 TWO_FA_NOT_ENABLED.</w:t>
+        <w:t xml:space="preserve">6.c1: Two-factor authentication disabled between the two sign-in steps (BR-05) → 400 TWO_FA_NOT_ENABLED, toast </w:t>
+      </w:r>
+      <w:r>
+        <w:rPr>
+          <w:b/>
+        </w:rPr>
+        <w:t xml:space="preserve">MSG12</w:t>
+      </w:r>
+      <w:r>
+        <w:t xml:space="preserve">.
+</w:t>
+      </w:r>
+      <w:r>
+        <w:t>6.c2: The sign-in already completed as a normal sign-in without a challenge; the user retries sign-in.</w:t>
       </w:r>
     </w:p>
     <w:p>
       <w:r>
-        <w:t>-  The user loses the authenticator app → no self-service recovery; an administrator must disable two-factor authentication.</w:t>
+        <w:t>7.a1: The user loses the authenticator app → no self-service recovery (BR-15, recovery mechanism TBD).</w:t>
+        <w:br/>
+      </w:r>
+      <w:r>
+        <w:t>7.a2: An administrator must disable two-factor authentication on the user's behalf.</w:t>
       </w:r>
     </w:p>
     <w:p>
